--- a/Flexicraft Utility User Manual.docx
+++ b/Flexicraft Utility User Manual.docx
@@ -1,6 +1,6 @@
 
 <file path=word/document.xml><?xml version="1.0" encoding="utf-8"?>
-<w:document xmlns:wpc="http://schemas.microsoft.com/office/word/2010/wordprocessingCanvas" xmlns:cx="http://schemas.microsoft.com/office/drawing/2014/chartex" xmlns:cx1="http://schemas.microsoft.com/office/drawing/2015/9/8/chartex" xmlns:cx2="http://schemas.microsoft.com/office/drawing/2015/10/21/chartex" xmlns:cx3="http://schemas.microsoft.com/office/drawing/2016/5/9/chartex" xmlns:cx4="http://schemas.microsoft.com/office/drawing/2016/5/10/chartex" xmlns:cx5="http://schemas.microsoft.com/office/drawing/2016/5/11/chartex" xmlns:cx6="http://schemas.microsoft.com/office/drawing/2016/5/12/chartex" xmlns:cx7="http://schemas.microsoft.com/office/drawing/2016/5/13/chartex" xmlns:cx8="http://schemas.microsoft.com/office/drawing/2016/5/14/chartex" xmlns:mc="http://schemas.openxmlformats.org/markup-compatibility/2006" xmlns:aink="http://schemas.microsoft.com/office/drawing/2016/ink" xmlns:am3d="http://schemas.microsoft.com/office/drawing/2017/model3d" xmlns:o="urn:schemas-microsoft-com:office:office" xmlns:oel="http://schemas.microsoft.com/office/2019/extlst" xmlns:r="http://schemas.openxmlformats.org/officeDocument/2006/relationships" xmlns:m="http://schemas.openxmlformats.org/officeDocument/2006/math" xmlns:v="urn:schemas-microsoft-com:vml" xmlns:wp14="http://schemas.microsoft.com/office/word/2010/wordprocessingDrawing" xmlns:wp="http://schemas.openxmlformats.org/drawingml/2006/wordprocessingDrawing" xmlns:w10="urn:schemas-microsoft-com:office:word" xmlns:w="http://schemas.openxmlformats.org/wordprocessingml/2006/main" xmlns:w14="http://schemas.microsoft.com/office/word/2010/wordml" xmlns:w15="http://schemas.microsoft.com/office/word/2012/wordml" xmlns:w16cex="http://schemas.microsoft.com/office/word/2018/wordml/cex" xmlns:w16cid="http://schemas.microsoft.com/office/word/2016/wordml/cid" xmlns:w16="http://schemas.microsoft.com/office/word/2018/wordml" xmlns:w16du="http://schemas.microsoft.com/office/word/2023/wordml/word16du" xmlns:w16sdtdh="http://schemas.microsoft.com/office/word/2020/wordml/sdtdatahash" xmlns:w16se="http://schemas.microsoft.com/office/word/2015/wordml/symex" xmlns:wpg="http://schemas.microsoft.com/office/word/2010/wordprocessingGroup" xmlns:wpi="http://schemas.microsoft.com/office/word/2010/wordprocessingInk" xmlns:wne="http://schemas.microsoft.com/office/word/2006/wordml" xmlns:wps="http://schemas.microsoft.com/office/word/2010/wordprocessingShape" mc:Ignorable="w14 w15 w16se w16cid w16 w16cex w16sdtdh w16du wp14">
+<w:document xmlns:wpc="http://schemas.microsoft.com/office/word/2010/wordprocessingCanvas" xmlns:cx="http://schemas.microsoft.com/office/drawing/2014/chartex" xmlns:cx1="http://schemas.microsoft.com/office/drawing/2015/9/8/chartex" xmlns:cx2="http://schemas.microsoft.com/office/drawing/2015/10/21/chartex" xmlns:cx3="http://schemas.microsoft.com/office/drawing/2016/5/9/chartex" xmlns:cx4="http://schemas.microsoft.com/office/drawing/2016/5/10/chartex" xmlns:cx5="http://schemas.microsoft.com/office/drawing/2016/5/11/chartex" xmlns:cx6="http://schemas.microsoft.com/office/drawing/2016/5/12/chartex" xmlns:cx7="http://schemas.microsoft.com/office/drawing/2016/5/13/chartex" xmlns:cx8="http://schemas.microsoft.com/office/drawing/2016/5/14/chartex" xmlns:mc="http://schemas.openxmlformats.org/markup-compatibility/2006" xmlns:aink="http://schemas.microsoft.com/office/drawing/2016/ink" xmlns:am3d="http://schemas.microsoft.com/office/drawing/2017/model3d" xmlns:o="urn:schemas-microsoft-com:office:office" xmlns:oel="http://schemas.microsoft.com/office/2019/extlst" xmlns:r="http://schemas.openxmlformats.org/officeDocument/2006/relationships" xmlns:m="http://schemas.openxmlformats.org/officeDocument/2006/math" xmlns:v="urn:schemas-microsoft-com:vml" xmlns:wp14="http://schemas.microsoft.com/office/word/2010/wordprocessingDrawing" xmlns:wp="http://schemas.openxmlformats.org/drawingml/2006/wordprocessingDrawing" xmlns:w10="urn:schemas-microsoft-com:office:word" xmlns:w="http://schemas.openxmlformats.org/wordprocessingml/2006/main" xmlns:w14="http://schemas.microsoft.com/office/word/2010/wordml" xmlns:w15="http://schemas.microsoft.com/office/word/2012/wordml" xmlns:w16cex="http://schemas.microsoft.com/office/word/2018/wordml/cex" xmlns:w16cid="http://schemas.microsoft.com/office/word/2016/wordml/cid" xmlns:w16="http://schemas.microsoft.com/office/word/2018/wordml" xmlns:w16du="http://schemas.microsoft.com/office/word/2023/wordml/word16du" xmlns:w16sdtdh="http://schemas.microsoft.com/office/word/2020/wordml/sdtdatahash" xmlns:w16sdtfl="http://schemas.microsoft.com/office/word/2024/wordml/sdtformatlock" xmlns:w16se="http://schemas.microsoft.com/office/word/2015/wordml/symex" xmlns:wpg="http://schemas.microsoft.com/office/word/2010/wordprocessingGroup" xmlns:wpi="http://schemas.microsoft.com/office/word/2010/wordprocessingInk" xmlns:wne="http://schemas.microsoft.com/office/word/2006/wordml" xmlns:wps="http://schemas.microsoft.com/office/word/2010/wordprocessingShape" mc:Ignorable="w14 w15 w16se w16cid w16 w16cex w16sdtdh w16sdtfl w16du wp14">
   <w:body>
     <w:p>
       <w:pPr>
@@ -173,7 +173,7 @@
           <w:sz w:val="36"/>
           <w:szCs w:val="36"/>
         </w:rPr>
-        <w:t>8/9/2024</w:t>
+        <w:t>8/10/2024</w:t>
       </w:r>
       <w:r>
         <w:rPr>
@@ -208,10 +208,10 @@
           <w:noProof/>
         </w:rPr>
         <w:drawing>
-          <wp:inline distT="0" distB="0" distL="0" distR="0" wp14:anchorId="702C7EFC" wp14:editId="0B108BF2">
-            <wp:extent cx="4831006" cy="3210864"/>
-            <wp:effectExtent l="0" t="0" r="8255" b="8890"/>
-            <wp:docPr id="1789782310" name="Picture 1"/>
+          <wp:inline distT="0" distB="0" distL="0" distR="0" wp14:anchorId="0C367475" wp14:editId="38C60DF1">
+            <wp:extent cx="4813683" cy="3181350"/>
+            <wp:effectExtent l="0" t="0" r="6350" b="0"/>
+            <wp:docPr id="1393803206" name="Picture 1"/>
             <wp:cNvGraphicFramePr>
               <a:graphicFrameLocks xmlns:a="http://schemas.openxmlformats.org/drawingml/2006/main" noChangeAspect="1"/>
             </wp:cNvGraphicFramePr>
@@ -219,7 +219,7 @@
               <a:graphicData uri="http://schemas.openxmlformats.org/drawingml/2006/picture">
                 <pic:pic xmlns:pic="http://schemas.openxmlformats.org/drawingml/2006/picture">
                   <pic:nvPicPr>
-                    <pic:cNvPr id="1789782310" name=""/>
+                    <pic:cNvPr id="1393803206" name=""/>
                     <pic:cNvPicPr/>
                   </pic:nvPicPr>
                   <pic:blipFill>
@@ -231,7 +231,7 @@
                   <pic:spPr>
                     <a:xfrm>
                       <a:off x="0" y="0"/>
-                      <a:ext cx="4838598" cy="3215910"/>
+                      <a:ext cx="4831715" cy="3193268"/>
                     </a:xfrm>
                     <a:prstGeom prst="rect">
                       <a:avLst/>
@@ -617,7 +617,15 @@
       </w:r>
       <w:proofErr w:type="gramEnd"/>
       <w:r>
-        <w:t xml:space="preserve"> have the KAT 500 tuner, don’t try to do a Tuner connect, the amp control will work without it.</w:t>
+        <w:t xml:space="preserve"> have the KAT 500 tuner, </w:t>
+      </w:r>
+      <w:proofErr w:type="gramStart"/>
+      <w:r>
+        <w:t>don’t</w:t>
+      </w:r>
+      <w:proofErr w:type="gramEnd"/>
+      <w:r>
+        <w:t xml:space="preserve"> try to do a Tuner connect, the amp control will work without it.</w:t>
       </w:r>
     </w:p>
     <w:p>
@@ -727,7 +735,13 @@
       </w:r>
       <w:proofErr w:type="spellEnd"/>
       <w:r>
-        <w:t>” if it does not already exist.  It will create four files if they do not exist:</w:t>
+        <w:t xml:space="preserve">” if it does not already exist.  It will create </w:t>
+      </w:r>
+      <w:r>
+        <w:t>five</w:t>
+      </w:r>
+      <w:r>
+        <w:t xml:space="preserve"> files if they do not exist:</w:t>
       </w:r>
     </w:p>
     <w:p>
@@ -783,6 +797,7 @@
         <w:spacing w:after="240"/>
         <w:ind w:left="432"/>
       </w:pPr>
+      <w:bookmarkStart w:id="0" w:name="_Hlk196124113"/>
       <w:r>
         <w:rPr>
           <w:b/>
@@ -791,13 +806,41 @@
         <w:t>Flexicraft_TunerPort.ini</w:t>
       </w:r>
       <w:r>
-        <w:t xml:space="preserve"> </w:t>
-      </w:r>
-      <w:r>
-        <w:t xml:space="preserve">– Tracks the comport and speed of the </w:t>
-      </w:r>
-      <w:r>
-        <w:t>tuner</w:t>
+        <w:t xml:space="preserve"> – Tracks the comport and speed of the tuner.</w:t>
+      </w:r>
+      <w:bookmarkEnd w:id="0"/>
+    </w:p>
+    <w:p>
+      <w:pPr>
+        <w:spacing w:after="240"/>
+        <w:ind w:left="432"/>
+      </w:pPr>
+      <w:r>
+        <w:rPr>
+          <w:b/>
+          <w:bCs/>
+        </w:rPr>
+        <w:t>Flexicraft_T</w:t>
+      </w:r>
+      <w:r>
+        <w:rPr>
+          <w:b/>
+          <w:bCs/>
+        </w:rPr>
+        <w:t>XDisable.</w:t>
+      </w:r>
+      <w:r>
+        <w:rPr>
+          <w:b/>
+          <w:bCs/>
+        </w:rPr>
+        <w:t>ini</w:t>
+      </w:r>
+      <w:r>
+        <w:t xml:space="preserve"> – </w:t>
+      </w:r>
+      <w:r>
+        <w:t>Tracks the TX1-TX3 Disable on Tune settings</w:t>
       </w:r>
       <w:r>
         <w:t>.</w:t>
@@ -949,10 +992,10 @@
           <w:noProof/>
         </w:rPr>
         <w:drawing>
-          <wp:inline distT="0" distB="0" distL="0" distR="0" wp14:anchorId="18B1A9F7" wp14:editId="72D21D41">
-            <wp:extent cx="4831006" cy="3210864"/>
-            <wp:effectExtent l="0" t="0" r="8255" b="8890"/>
-            <wp:docPr id="1745971554" name="Picture 1"/>
+          <wp:inline distT="0" distB="0" distL="0" distR="0" wp14:anchorId="0FE67C32" wp14:editId="6C69DF63">
+            <wp:extent cx="5010150" cy="3311195"/>
+            <wp:effectExtent l="0" t="0" r="0" b="3810"/>
+            <wp:docPr id="2097460540" name="Picture 1"/>
             <wp:cNvGraphicFramePr>
               <a:graphicFrameLocks xmlns:a="http://schemas.openxmlformats.org/drawingml/2006/main" noChangeAspect="1"/>
             </wp:cNvGraphicFramePr>
@@ -960,7 +1003,7 @@
               <a:graphicData uri="http://schemas.openxmlformats.org/drawingml/2006/picture">
                 <pic:pic xmlns:pic="http://schemas.openxmlformats.org/drawingml/2006/picture">
                   <pic:nvPicPr>
-                    <pic:cNvPr id="1789782310" name=""/>
+                    <pic:cNvPr id="2097460540" name=""/>
                     <pic:cNvPicPr/>
                   </pic:nvPicPr>
                   <pic:blipFill>
@@ -972,7 +1015,7 @@
                   <pic:spPr>
                     <a:xfrm>
                       <a:off x="0" y="0"/>
-                      <a:ext cx="4838598" cy="3215910"/>
+                      <a:ext cx="5051929" cy="3338807"/>
                     </a:xfrm>
                     <a:prstGeom prst="rect">
                       <a:avLst/>
@@ -1091,7 +1134,6 @@
         <w:ind w:left="432"/>
       </w:pPr>
       <w:r>
-        <w:lastRenderedPageBreak/>
         <w:t>If you are in a MultiFlex environment (two stations connected to the radio simultaneously)</w:t>
       </w:r>
       <w:r>
@@ -1413,16 +1455,7 @@
         <w:ind w:left="432"/>
       </w:pPr>
       <w:r>
-        <w:t xml:space="preserve">The Tuner panel is used to control and provide status for the KAT 500 tuner.  </w:t>
-      </w:r>
-      <w:r>
-        <w:t xml:space="preserve">The ON/OFF button allows you to power the </w:t>
-      </w:r>
-      <w:r>
-        <w:t>tuner</w:t>
-      </w:r>
-      <w:r>
-        <w:t xml:space="preserve"> on and off.  This is especially nice when you are operating remotely.  The indicator will be ON, OFF or Offline.  Offline means that the serial connection has not been made.</w:t>
+        <w:t>The Tuner panel is used to control and provide status for the KAT 500 tuner.  The ON/OFF button allows you to power the tuner on and off.  This is especially nice when you are operating remotely.  The indicator will be ON, OFF or Offline.  Offline means that the serial connection has not been made.</w:t>
       </w:r>
     </w:p>
     <w:p>
@@ -1452,6 +1485,24 @@
         <w:ind w:left="432"/>
       </w:pPr>
       <w:r>
+        <w:t>The TX1 – 3 Disable on Tune check boxes determine whether the TX1-3 RCA jacks are disabled when the Tune button is clicked.  This feature is not strictly needed for the KPA500 amp, as it is put into Standby mode when the Tune button is clicked.  It does allow for flexibility if other equipment is connected to the RCA jacks.  In the case of a noise canceller with a PTT input</w:t>
+      </w:r>
+      <w:r>
+        <w:t>, you would NOT want to disable the TX jack.</w:t>
+      </w:r>
+    </w:p>
+    <w:p>
+      <w:pPr>
+        <w:spacing w:after="0"/>
+        <w:ind w:left="432"/>
+      </w:pPr>
+    </w:p>
+    <w:p>
+      <w:pPr>
+        <w:spacing w:after="0"/>
+        <w:ind w:left="432"/>
+      </w:pPr>
+      <w:r>
         <w:t>Status shows any tuner faults.  If there is a fault, it will display in the Status box with a red background.  To clear the fault in the tuner</w:t>
       </w:r>
       <w:r>
@@ -1465,6 +1516,7 @@
     </w:p>
     <w:p>
       <w:pPr>
+        <w:keepNext/>
         <w:spacing w:after="0"/>
         <w:ind w:left="432"/>
       </w:pPr>
@@ -1475,6 +1527,7 @@
           <w:sz w:val="36"/>
           <w:szCs w:val="36"/>
         </w:rPr>
+        <w:lastRenderedPageBreak/>
         <w:t>Power</w:t>
       </w:r>
     </w:p>
@@ -1528,7 +1581,6 @@
           <w:sz w:val="36"/>
           <w:szCs w:val="36"/>
         </w:rPr>
-        <w:lastRenderedPageBreak/>
         <w:t>Setup</w:t>
       </w:r>
     </w:p>
@@ -1686,7 +1738,7 @@
           <w:szCs w:val="24"/>
         </w:rPr>
       </w:pPr>
-      <w:bookmarkStart w:id="0" w:name="Install"/>
+      <w:bookmarkStart w:id="1" w:name="Install"/>
       <w:r>
         <w:rPr>
           <w:b/>
@@ -1697,7 +1749,7 @@
         <w:t>Install</w:t>
       </w:r>
     </w:p>
-    <w:bookmarkEnd w:id="0"/>
+    <w:bookmarkEnd w:id="1"/>
     <w:p>
       <w:pPr>
         <w:keepNext/>
@@ -1816,7 +1868,7 @@
 </file>
 
 <file path=word/endnotes.xml><?xml version="1.0" encoding="utf-8"?>
-<w:endnotes xmlns:wpc="http://schemas.microsoft.com/office/word/2010/wordprocessingCanvas" xmlns:cx="http://schemas.microsoft.com/office/drawing/2014/chartex" xmlns:cx1="http://schemas.microsoft.com/office/drawing/2015/9/8/chartex" xmlns:cx2="http://schemas.microsoft.com/office/drawing/2015/10/21/chartex" xmlns:cx3="http://schemas.microsoft.com/office/drawing/2016/5/9/chartex" xmlns:cx4="http://schemas.microsoft.com/office/drawing/2016/5/10/chartex" xmlns:cx5="http://schemas.microsoft.com/office/drawing/2016/5/11/chartex" xmlns:cx6="http://schemas.microsoft.com/office/drawing/2016/5/12/chartex" xmlns:cx7="http://schemas.microsoft.com/office/drawing/2016/5/13/chartex" xmlns:cx8="http://schemas.microsoft.com/office/drawing/2016/5/14/chartex" xmlns:mc="http://schemas.openxmlformats.org/markup-compatibility/2006" xmlns:aink="http://schemas.microsoft.com/office/drawing/2016/ink" xmlns:am3d="http://schemas.microsoft.com/office/drawing/2017/model3d" xmlns:o="urn:schemas-microsoft-com:office:office" xmlns:oel="http://schemas.microsoft.com/office/2019/extlst" xmlns:r="http://schemas.openxmlformats.org/officeDocument/2006/relationships" xmlns:m="http://schemas.openxmlformats.org/officeDocument/2006/math" xmlns:v="urn:schemas-microsoft-com:vml" xmlns:wp14="http://schemas.microsoft.com/office/word/2010/wordprocessingDrawing" xmlns:wp="http://schemas.openxmlformats.org/drawingml/2006/wordprocessingDrawing" xmlns:w10="urn:schemas-microsoft-com:office:word" xmlns:w="http://schemas.openxmlformats.org/wordprocessingml/2006/main" xmlns:w14="http://schemas.microsoft.com/office/word/2010/wordml" xmlns:w15="http://schemas.microsoft.com/office/word/2012/wordml" xmlns:w16cex="http://schemas.microsoft.com/office/word/2018/wordml/cex" xmlns:w16cid="http://schemas.microsoft.com/office/word/2016/wordml/cid" xmlns:w16="http://schemas.microsoft.com/office/word/2018/wordml" xmlns:w16du="http://schemas.microsoft.com/office/word/2023/wordml/word16du" xmlns:w16sdtdh="http://schemas.microsoft.com/office/word/2020/wordml/sdtdatahash" xmlns:w16se="http://schemas.microsoft.com/office/word/2015/wordml/symex" xmlns:wpg="http://schemas.microsoft.com/office/word/2010/wordprocessingGroup" xmlns:wpi="http://schemas.microsoft.com/office/word/2010/wordprocessingInk" xmlns:wne="http://schemas.microsoft.com/office/word/2006/wordml" xmlns:wps="http://schemas.microsoft.com/office/word/2010/wordprocessingShape" mc:Ignorable="w14 w15 w16se w16cid w16 w16cex w16sdtdh w16du wp14">
+<w:endnotes xmlns:wpc="http://schemas.microsoft.com/office/word/2010/wordprocessingCanvas" xmlns:cx="http://schemas.microsoft.com/office/drawing/2014/chartex" xmlns:cx1="http://schemas.microsoft.com/office/drawing/2015/9/8/chartex" xmlns:cx2="http://schemas.microsoft.com/office/drawing/2015/10/21/chartex" xmlns:cx3="http://schemas.microsoft.com/office/drawing/2016/5/9/chartex" xmlns:cx4="http://schemas.microsoft.com/office/drawing/2016/5/10/chartex" xmlns:cx5="http://schemas.microsoft.com/office/drawing/2016/5/11/chartex" xmlns:cx6="http://schemas.microsoft.com/office/drawing/2016/5/12/chartex" xmlns:cx7="http://schemas.microsoft.com/office/drawing/2016/5/13/chartex" xmlns:cx8="http://schemas.microsoft.com/office/drawing/2016/5/14/chartex" xmlns:mc="http://schemas.openxmlformats.org/markup-compatibility/2006" xmlns:aink="http://schemas.microsoft.com/office/drawing/2016/ink" xmlns:am3d="http://schemas.microsoft.com/office/drawing/2017/model3d" xmlns:o="urn:schemas-microsoft-com:office:office" xmlns:oel="http://schemas.microsoft.com/office/2019/extlst" xmlns:r="http://schemas.openxmlformats.org/officeDocument/2006/relationships" xmlns:m="http://schemas.openxmlformats.org/officeDocument/2006/math" xmlns:v="urn:schemas-microsoft-com:vml" xmlns:wp14="http://schemas.microsoft.com/office/word/2010/wordprocessingDrawing" xmlns:wp="http://schemas.openxmlformats.org/drawingml/2006/wordprocessingDrawing" xmlns:w10="urn:schemas-microsoft-com:office:word" xmlns:w="http://schemas.openxmlformats.org/wordprocessingml/2006/main" xmlns:w14="http://schemas.microsoft.com/office/word/2010/wordml" xmlns:w15="http://schemas.microsoft.com/office/word/2012/wordml" xmlns:w16cex="http://schemas.microsoft.com/office/word/2018/wordml/cex" xmlns:w16cid="http://schemas.microsoft.com/office/word/2016/wordml/cid" xmlns:w16="http://schemas.microsoft.com/office/word/2018/wordml" xmlns:w16du="http://schemas.microsoft.com/office/word/2023/wordml/word16du" xmlns:w16sdtdh="http://schemas.microsoft.com/office/word/2020/wordml/sdtdatahash" xmlns:w16sdtfl="http://schemas.microsoft.com/office/word/2024/wordml/sdtformatlock" xmlns:w16se="http://schemas.microsoft.com/office/word/2015/wordml/symex" xmlns:wpg="http://schemas.microsoft.com/office/word/2010/wordprocessingGroup" xmlns:wpi="http://schemas.microsoft.com/office/word/2010/wordprocessingInk" xmlns:wne="http://schemas.microsoft.com/office/word/2006/wordml" xmlns:wps="http://schemas.microsoft.com/office/word/2010/wordprocessingShape" mc:Ignorable="w14 w15 w16se w16cid w16 w16cex w16sdtdh w16sdtfl w16du wp14">
   <w:endnote w:type="separator" w:id="-1">
     <w:p>
       <w:pPr>
@@ -1841,7 +1893,7 @@
 </file>
 
 <file path=word/footer1.xml><?xml version="1.0" encoding="utf-8"?>
-<w:ftr xmlns:wpc="http://schemas.microsoft.com/office/word/2010/wordprocessingCanvas" xmlns:cx="http://schemas.microsoft.com/office/drawing/2014/chartex" xmlns:cx1="http://schemas.microsoft.com/office/drawing/2015/9/8/chartex" xmlns:cx2="http://schemas.microsoft.com/office/drawing/2015/10/21/chartex" xmlns:cx3="http://schemas.microsoft.com/office/drawing/2016/5/9/chartex" xmlns:cx4="http://schemas.microsoft.com/office/drawing/2016/5/10/chartex" xmlns:cx5="http://schemas.microsoft.com/office/drawing/2016/5/11/chartex" xmlns:cx6="http://schemas.microsoft.com/office/drawing/2016/5/12/chartex" xmlns:cx7="http://schemas.microsoft.com/office/drawing/2016/5/13/chartex" xmlns:cx8="http://schemas.microsoft.com/office/drawing/2016/5/14/chartex" xmlns:mc="http://schemas.openxmlformats.org/markup-compatibility/2006" xmlns:aink="http://schemas.microsoft.com/office/drawing/2016/ink" xmlns:am3d="http://schemas.microsoft.com/office/drawing/2017/model3d" xmlns:o="urn:schemas-microsoft-com:office:office" xmlns:oel="http://schemas.microsoft.com/office/2019/extlst" xmlns:r="http://schemas.openxmlformats.org/officeDocument/2006/relationships" xmlns:m="http://schemas.openxmlformats.org/officeDocument/2006/math" xmlns:v="urn:schemas-microsoft-com:vml" xmlns:wp14="http://schemas.microsoft.com/office/word/2010/wordprocessingDrawing" xmlns:wp="http://schemas.openxmlformats.org/drawingml/2006/wordprocessingDrawing" xmlns:w10="urn:schemas-microsoft-com:office:word" xmlns:w="http://schemas.openxmlformats.org/wordprocessingml/2006/main" xmlns:w14="http://schemas.microsoft.com/office/word/2010/wordml" xmlns:w15="http://schemas.microsoft.com/office/word/2012/wordml" xmlns:w16cex="http://schemas.microsoft.com/office/word/2018/wordml/cex" xmlns:w16cid="http://schemas.microsoft.com/office/word/2016/wordml/cid" xmlns:w16="http://schemas.microsoft.com/office/word/2018/wordml" xmlns:w16du="http://schemas.microsoft.com/office/word/2023/wordml/word16du" xmlns:w16sdtdh="http://schemas.microsoft.com/office/word/2020/wordml/sdtdatahash" xmlns:w16se="http://schemas.microsoft.com/office/word/2015/wordml/symex" xmlns:wpg="http://schemas.microsoft.com/office/word/2010/wordprocessingGroup" xmlns:wpi="http://schemas.microsoft.com/office/word/2010/wordprocessingInk" xmlns:wne="http://schemas.microsoft.com/office/word/2006/wordml" xmlns:wps="http://schemas.microsoft.com/office/word/2010/wordprocessingShape" mc:Ignorable="w14 w15 w16se w16cid w16 w16cex w16sdtdh w16du wp14">
+<w:ftr xmlns:wpc="http://schemas.microsoft.com/office/word/2010/wordprocessingCanvas" xmlns:cx="http://schemas.microsoft.com/office/drawing/2014/chartex" xmlns:cx1="http://schemas.microsoft.com/office/drawing/2015/9/8/chartex" xmlns:cx2="http://schemas.microsoft.com/office/drawing/2015/10/21/chartex" xmlns:cx3="http://schemas.microsoft.com/office/drawing/2016/5/9/chartex" xmlns:cx4="http://schemas.microsoft.com/office/drawing/2016/5/10/chartex" xmlns:cx5="http://schemas.microsoft.com/office/drawing/2016/5/11/chartex" xmlns:cx6="http://schemas.microsoft.com/office/drawing/2016/5/12/chartex" xmlns:cx7="http://schemas.microsoft.com/office/drawing/2016/5/13/chartex" xmlns:cx8="http://schemas.microsoft.com/office/drawing/2016/5/14/chartex" xmlns:mc="http://schemas.openxmlformats.org/markup-compatibility/2006" xmlns:aink="http://schemas.microsoft.com/office/drawing/2016/ink" xmlns:am3d="http://schemas.microsoft.com/office/drawing/2017/model3d" xmlns:o="urn:schemas-microsoft-com:office:office" xmlns:oel="http://schemas.microsoft.com/office/2019/extlst" xmlns:r="http://schemas.openxmlformats.org/officeDocument/2006/relationships" xmlns:m="http://schemas.openxmlformats.org/officeDocument/2006/math" xmlns:v="urn:schemas-microsoft-com:vml" xmlns:wp14="http://schemas.microsoft.com/office/word/2010/wordprocessingDrawing" xmlns:wp="http://schemas.openxmlformats.org/drawingml/2006/wordprocessingDrawing" xmlns:w10="urn:schemas-microsoft-com:office:word" xmlns:w="http://schemas.openxmlformats.org/wordprocessingml/2006/main" xmlns:w14="http://schemas.microsoft.com/office/word/2010/wordml" xmlns:w15="http://schemas.microsoft.com/office/word/2012/wordml" xmlns:w16cex="http://schemas.microsoft.com/office/word/2018/wordml/cex" xmlns:w16cid="http://schemas.microsoft.com/office/word/2016/wordml/cid" xmlns:w16="http://schemas.microsoft.com/office/word/2018/wordml" xmlns:w16du="http://schemas.microsoft.com/office/word/2023/wordml/word16du" xmlns:w16sdtdh="http://schemas.microsoft.com/office/word/2020/wordml/sdtdatahash" xmlns:w16sdtfl="http://schemas.microsoft.com/office/word/2024/wordml/sdtformatlock" xmlns:w16se="http://schemas.microsoft.com/office/word/2015/wordml/symex" xmlns:wpg="http://schemas.microsoft.com/office/word/2010/wordprocessingGroup" xmlns:wpi="http://schemas.microsoft.com/office/word/2010/wordprocessingInk" xmlns:wne="http://schemas.microsoft.com/office/word/2006/wordml" xmlns:wps="http://schemas.microsoft.com/office/word/2010/wordprocessingShape" mc:Ignorable="w14 w15 w16se w16cid w16 w16cex w16sdtdh w16sdtfl w16du wp14">
   <w:p>
     <w:pPr>
       <w:pStyle w:val="Footer"/>
@@ -1943,7 +1995,7 @@
 </file>
 
 <file path=word/footnotes.xml><?xml version="1.0" encoding="utf-8"?>
-<w:footnotes xmlns:wpc="http://schemas.microsoft.com/office/word/2010/wordprocessingCanvas" xmlns:cx="http://schemas.microsoft.com/office/drawing/2014/chartex" xmlns:cx1="http://schemas.microsoft.com/office/drawing/2015/9/8/chartex" xmlns:cx2="http://schemas.microsoft.com/office/drawing/2015/10/21/chartex" xmlns:cx3="http://schemas.microsoft.com/office/drawing/2016/5/9/chartex" xmlns:cx4="http://schemas.microsoft.com/office/drawing/2016/5/10/chartex" xmlns:cx5="http://schemas.microsoft.com/office/drawing/2016/5/11/chartex" xmlns:cx6="http://schemas.microsoft.com/office/drawing/2016/5/12/chartex" xmlns:cx7="http://schemas.microsoft.com/office/drawing/2016/5/13/chartex" xmlns:cx8="http://schemas.microsoft.com/office/drawing/2016/5/14/chartex" xmlns:mc="http://schemas.openxmlformats.org/markup-compatibility/2006" xmlns:aink="http://schemas.microsoft.com/office/drawing/2016/ink" xmlns:am3d="http://schemas.microsoft.com/office/drawing/2017/model3d" xmlns:o="urn:schemas-microsoft-com:office:office" xmlns:oel="http://schemas.microsoft.com/office/2019/extlst" xmlns:r="http://schemas.openxmlformats.org/officeDocument/2006/relationships" xmlns:m="http://schemas.openxmlformats.org/officeDocument/2006/math" xmlns:v="urn:schemas-microsoft-com:vml" xmlns:wp14="http://schemas.microsoft.com/office/word/2010/wordprocessingDrawing" xmlns:wp="http://schemas.openxmlformats.org/drawingml/2006/wordprocessingDrawing" xmlns:w10="urn:schemas-microsoft-com:office:word" xmlns:w="http://schemas.openxmlformats.org/wordprocessingml/2006/main" xmlns:w14="http://schemas.microsoft.com/office/word/2010/wordml" xmlns:w15="http://schemas.microsoft.com/office/word/2012/wordml" xmlns:w16cex="http://schemas.microsoft.com/office/word/2018/wordml/cex" xmlns:w16cid="http://schemas.microsoft.com/office/word/2016/wordml/cid" xmlns:w16="http://schemas.microsoft.com/office/word/2018/wordml" xmlns:w16du="http://schemas.microsoft.com/office/word/2023/wordml/word16du" xmlns:w16sdtdh="http://schemas.microsoft.com/office/word/2020/wordml/sdtdatahash" xmlns:w16se="http://schemas.microsoft.com/office/word/2015/wordml/symex" xmlns:wpg="http://schemas.microsoft.com/office/word/2010/wordprocessingGroup" xmlns:wpi="http://schemas.microsoft.com/office/word/2010/wordprocessingInk" xmlns:wne="http://schemas.microsoft.com/office/word/2006/wordml" xmlns:wps="http://schemas.microsoft.com/office/word/2010/wordprocessingShape" mc:Ignorable="w14 w15 w16se w16cid w16 w16cex w16sdtdh w16du wp14">
+<w:footnotes xmlns:wpc="http://schemas.microsoft.com/office/word/2010/wordprocessingCanvas" xmlns:cx="http://schemas.microsoft.com/office/drawing/2014/chartex" xmlns:cx1="http://schemas.microsoft.com/office/drawing/2015/9/8/chartex" xmlns:cx2="http://schemas.microsoft.com/office/drawing/2015/10/21/chartex" xmlns:cx3="http://schemas.microsoft.com/office/drawing/2016/5/9/chartex" xmlns:cx4="http://schemas.microsoft.com/office/drawing/2016/5/10/chartex" xmlns:cx5="http://schemas.microsoft.com/office/drawing/2016/5/11/chartex" xmlns:cx6="http://schemas.microsoft.com/office/drawing/2016/5/12/chartex" xmlns:cx7="http://schemas.microsoft.com/office/drawing/2016/5/13/chartex" xmlns:cx8="http://schemas.microsoft.com/office/drawing/2016/5/14/chartex" xmlns:mc="http://schemas.openxmlformats.org/markup-compatibility/2006" xmlns:aink="http://schemas.microsoft.com/office/drawing/2016/ink" xmlns:am3d="http://schemas.microsoft.com/office/drawing/2017/model3d" xmlns:o="urn:schemas-microsoft-com:office:office" xmlns:oel="http://schemas.microsoft.com/office/2019/extlst" xmlns:r="http://schemas.openxmlformats.org/officeDocument/2006/relationships" xmlns:m="http://schemas.openxmlformats.org/officeDocument/2006/math" xmlns:v="urn:schemas-microsoft-com:vml" xmlns:wp14="http://schemas.microsoft.com/office/word/2010/wordprocessingDrawing" xmlns:wp="http://schemas.openxmlformats.org/drawingml/2006/wordprocessingDrawing" xmlns:w10="urn:schemas-microsoft-com:office:word" xmlns:w="http://schemas.openxmlformats.org/wordprocessingml/2006/main" xmlns:w14="http://schemas.microsoft.com/office/word/2010/wordml" xmlns:w15="http://schemas.microsoft.com/office/word/2012/wordml" xmlns:w16cex="http://schemas.microsoft.com/office/word/2018/wordml/cex" xmlns:w16cid="http://schemas.microsoft.com/office/word/2016/wordml/cid" xmlns:w16="http://schemas.microsoft.com/office/word/2018/wordml" xmlns:w16du="http://schemas.microsoft.com/office/word/2023/wordml/word16du" xmlns:w16sdtdh="http://schemas.microsoft.com/office/word/2020/wordml/sdtdatahash" xmlns:w16sdtfl="http://schemas.microsoft.com/office/word/2024/wordml/sdtformatlock" xmlns:w16se="http://schemas.microsoft.com/office/word/2015/wordml/symex" xmlns:wpg="http://schemas.microsoft.com/office/word/2010/wordprocessingGroup" xmlns:wpi="http://schemas.microsoft.com/office/word/2010/wordprocessingInk" xmlns:wne="http://schemas.microsoft.com/office/word/2006/wordml" xmlns:wps="http://schemas.microsoft.com/office/word/2010/wordprocessingShape" mc:Ignorable="w14 w15 w16se w16cid w16 w16cex w16sdtdh w16sdtfl w16du wp14">
   <w:footnote w:type="separator" w:id="-1">
     <w:p>
       <w:pPr>
@@ -1968,7 +2020,7 @@
 </file>
 
 <file path=word/header1.xml><?xml version="1.0" encoding="utf-8"?>
-<w:hdr xmlns:wpc="http://schemas.microsoft.com/office/word/2010/wordprocessingCanvas" xmlns:cx="http://schemas.microsoft.com/office/drawing/2014/chartex" xmlns:cx1="http://schemas.microsoft.com/office/drawing/2015/9/8/chartex" xmlns:cx2="http://schemas.microsoft.com/office/drawing/2015/10/21/chartex" xmlns:cx3="http://schemas.microsoft.com/office/drawing/2016/5/9/chartex" xmlns:cx4="http://schemas.microsoft.com/office/drawing/2016/5/10/chartex" xmlns:cx5="http://schemas.microsoft.com/office/drawing/2016/5/11/chartex" xmlns:cx6="http://schemas.microsoft.com/office/drawing/2016/5/12/chartex" xmlns:cx7="http://schemas.microsoft.com/office/drawing/2016/5/13/chartex" xmlns:cx8="http://schemas.microsoft.com/office/drawing/2016/5/14/chartex" xmlns:mc="http://schemas.openxmlformats.org/markup-compatibility/2006" xmlns:aink="http://schemas.microsoft.com/office/drawing/2016/ink" xmlns:am3d="http://schemas.microsoft.com/office/drawing/2017/model3d" xmlns:o="urn:schemas-microsoft-com:office:office" xmlns:oel="http://schemas.microsoft.com/office/2019/extlst" xmlns:r="http://schemas.openxmlformats.org/officeDocument/2006/relationships" xmlns:m="http://schemas.openxmlformats.org/officeDocument/2006/math" xmlns:v="urn:schemas-microsoft-com:vml" xmlns:wp14="http://schemas.microsoft.com/office/word/2010/wordprocessingDrawing" xmlns:wp="http://schemas.openxmlformats.org/drawingml/2006/wordprocessingDrawing" xmlns:w10="urn:schemas-microsoft-com:office:word" xmlns:w="http://schemas.openxmlformats.org/wordprocessingml/2006/main" xmlns:w14="http://schemas.microsoft.com/office/word/2010/wordml" xmlns:w15="http://schemas.microsoft.com/office/word/2012/wordml" xmlns:w16cex="http://schemas.microsoft.com/office/word/2018/wordml/cex" xmlns:w16cid="http://schemas.microsoft.com/office/word/2016/wordml/cid" xmlns:w16="http://schemas.microsoft.com/office/word/2018/wordml" xmlns:w16du="http://schemas.microsoft.com/office/word/2023/wordml/word16du" xmlns:w16sdtdh="http://schemas.microsoft.com/office/word/2020/wordml/sdtdatahash" xmlns:w16se="http://schemas.microsoft.com/office/word/2015/wordml/symex" xmlns:wpg="http://schemas.microsoft.com/office/word/2010/wordprocessingGroup" xmlns:wpi="http://schemas.microsoft.com/office/word/2010/wordprocessingInk" xmlns:wne="http://schemas.microsoft.com/office/word/2006/wordml" xmlns:wps="http://schemas.microsoft.com/office/word/2010/wordprocessingShape" mc:Ignorable="w14 w15 w16se w16cid w16 w16cex w16sdtdh w16du wp14">
+<w:hdr xmlns:wpc="http://schemas.microsoft.com/office/word/2010/wordprocessingCanvas" xmlns:cx="http://schemas.microsoft.com/office/drawing/2014/chartex" xmlns:cx1="http://schemas.microsoft.com/office/drawing/2015/9/8/chartex" xmlns:cx2="http://schemas.microsoft.com/office/drawing/2015/10/21/chartex" xmlns:cx3="http://schemas.microsoft.com/office/drawing/2016/5/9/chartex" xmlns:cx4="http://schemas.microsoft.com/office/drawing/2016/5/10/chartex" xmlns:cx5="http://schemas.microsoft.com/office/drawing/2016/5/11/chartex" xmlns:cx6="http://schemas.microsoft.com/office/drawing/2016/5/12/chartex" xmlns:cx7="http://schemas.microsoft.com/office/drawing/2016/5/13/chartex" xmlns:cx8="http://schemas.microsoft.com/office/drawing/2016/5/14/chartex" xmlns:mc="http://schemas.openxmlformats.org/markup-compatibility/2006" xmlns:aink="http://schemas.microsoft.com/office/drawing/2016/ink" xmlns:am3d="http://schemas.microsoft.com/office/drawing/2017/model3d" xmlns:o="urn:schemas-microsoft-com:office:office" xmlns:oel="http://schemas.microsoft.com/office/2019/extlst" xmlns:r="http://schemas.openxmlformats.org/officeDocument/2006/relationships" xmlns:m="http://schemas.openxmlformats.org/officeDocument/2006/math" xmlns:v="urn:schemas-microsoft-com:vml" xmlns:wp14="http://schemas.microsoft.com/office/word/2010/wordprocessingDrawing" xmlns:wp="http://schemas.openxmlformats.org/drawingml/2006/wordprocessingDrawing" xmlns:w10="urn:schemas-microsoft-com:office:word" xmlns:w="http://schemas.openxmlformats.org/wordprocessingml/2006/main" xmlns:w14="http://schemas.microsoft.com/office/word/2010/wordml" xmlns:w15="http://schemas.microsoft.com/office/word/2012/wordml" xmlns:w16cex="http://schemas.microsoft.com/office/word/2018/wordml/cex" xmlns:w16cid="http://schemas.microsoft.com/office/word/2016/wordml/cid" xmlns:w16="http://schemas.microsoft.com/office/word/2018/wordml" xmlns:w16du="http://schemas.microsoft.com/office/word/2023/wordml/word16du" xmlns:w16sdtdh="http://schemas.microsoft.com/office/word/2020/wordml/sdtdatahash" xmlns:w16sdtfl="http://schemas.microsoft.com/office/word/2024/wordml/sdtformatlock" xmlns:w16se="http://schemas.microsoft.com/office/word/2015/wordml/symex" xmlns:wpg="http://schemas.microsoft.com/office/word/2010/wordprocessingGroup" xmlns:wpi="http://schemas.microsoft.com/office/word/2010/wordprocessingInk" xmlns:wne="http://schemas.microsoft.com/office/word/2006/wordml" xmlns:wps="http://schemas.microsoft.com/office/word/2010/wordprocessingShape" mc:Ignorable="w14 w15 w16se w16cid w16 w16cex w16sdtdh w16sdtfl w16du wp14">
   <w:p>
     <w:pPr>
       <w:pStyle w:val="Header"/>
@@ -2013,7 +2065,7 @@
       <w:rPr>
         <w:noProof/>
       </w:rPr>
-      <w:t>8/9/2024</w:t>
+      <w:t>8/10/2024</w:t>
     </w:r>
     <w:r>
       <w:fldChar w:fldCharType="end"/>
@@ -2099,7 +2151,7 @@
 </file>
 
 <file path=word/numbering.xml><?xml version="1.0" encoding="utf-8"?>
-<w:numbering xmlns:wpc="http://schemas.microsoft.com/office/word/2010/wordprocessingCanvas" xmlns:cx="http://schemas.microsoft.com/office/drawing/2014/chartex" xmlns:cx1="http://schemas.microsoft.com/office/drawing/2015/9/8/chartex" xmlns:cx2="http://schemas.microsoft.com/office/drawing/2015/10/21/chartex" xmlns:cx3="http://schemas.microsoft.com/office/drawing/2016/5/9/chartex" xmlns:cx4="http://schemas.microsoft.com/office/drawing/2016/5/10/chartex" xmlns:cx5="http://schemas.microsoft.com/office/drawing/2016/5/11/chartex" xmlns:cx6="http://schemas.microsoft.com/office/drawing/2016/5/12/chartex" xmlns:cx7="http://schemas.microsoft.com/office/drawing/2016/5/13/chartex" xmlns:cx8="http://schemas.microsoft.com/office/drawing/2016/5/14/chartex" xmlns:mc="http://schemas.openxmlformats.org/markup-compatibility/2006" xmlns:aink="http://schemas.microsoft.com/office/drawing/2016/ink" xmlns:am3d="http://schemas.microsoft.com/office/drawing/2017/model3d" xmlns:o="urn:schemas-microsoft-com:office:office" xmlns:oel="http://schemas.microsoft.com/office/2019/extlst" xmlns:r="http://schemas.openxmlformats.org/officeDocument/2006/relationships" xmlns:m="http://schemas.openxmlformats.org/officeDocument/2006/math" xmlns:v="urn:schemas-microsoft-com:vml" xmlns:wp14="http://schemas.microsoft.com/office/word/2010/wordprocessingDrawing" xmlns:wp="http://schemas.openxmlformats.org/drawingml/2006/wordprocessingDrawing" xmlns:w10="urn:schemas-microsoft-com:office:word" xmlns:w="http://schemas.openxmlformats.org/wordprocessingml/2006/main" xmlns:w14="http://schemas.microsoft.com/office/word/2010/wordml" xmlns:w15="http://schemas.microsoft.com/office/word/2012/wordml" xmlns:w16cex="http://schemas.microsoft.com/office/word/2018/wordml/cex" xmlns:w16cid="http://schemas.microsoft.com/office/word/2016/wordml/cid" xmlns:w16="http://schemas.microsoft.com/office/word/2018/wordml" xmlns:w16du="http://schemas.microsoft.com/office/word/2023/wordml/word16du" xmlns:w16sdtdh="http://schemas.microsoft.com/office/word/2020/wordml/sdtdatahash" xmlns:w16se="http://schemas.microsoft.com/office/word/2015/wordml/symex" xmlns:wpg="http://schemas.microsoft.com/office/word/2010/wordprocessingGroup" xmlns:wpi="http://schemas.microsoft.com/office/word/2010/wordprocessingInk" xmlns:wne="http://schemas.microsoft.com/office/word/2006/wordml" xmlns:wps="http://schemas.microsoft.com/office/word/2010/wordprocessingShape" mc:Ignorable="w14 w15 w16se w16cid w16 w16cex w16sdtdh w16du wp14">
+<w:numbering xmlns:wpc="http://schemas.microsoft.com/office/word/2010/wordprocessingCanvas" xmlns:cx="http://schemas.microsoft.com/office/drawing/2014/chartex" xmlns:cx1="http://schemas.microsoft.com/office/drawing/2015/9/8/chartex" xmlns:cx2="http://schemas.microsoft.com/office/drawing/2015/10/21/chartex" xmlns:cx3="http://schemas.microsoft.com/office/drawing/2016/5/9/chartex" xmlns:cx4="http://schemas.microsoft.com/office/drawing/2016/5/10/chartex" xmlns:cx5="http://schemas.microsoft.com/office/drawing/2016/5/11/chartex" xmlns:cx6="http://schemas.microsoft.com/office/drawing/2016/5/12/chartex" xmlns:cx7="http://schemas.microsoft.com/office/drawing/2016/5/13/chartex" xmlns:cx8="http://schemas.microsoft.com/office/drawing/2016/5/14/chartex" xmlns:mc="http://schemas.openxmlformats.org/markup-compatibility/2006" xmlns:aink="http://schemas.microsoft.com/office/drawing/2016/ink" xmlns:am3d="http://schemas.microsoft.com/office/drawing/2017/model3d" xmlns:o="urn:schemas-microsoft-com:office:office" xmlns:oel="http://schemas.microsoft.com/office/2019/extlst" xmlns:r="http://schemas.openxmlformats.org/officeDocument/2006/relationships" xmlns:m="http://schemas.openxmlformats.org/officeDocument/2006/math" xmlns:v="urn:schemas-microsoft-com:vml" xmlns:wp14="http://schemas.microsoft.com/office/word/2010/wordprocessingDrawing" xmlns:wp="http://schemas.openxmlformats.org/drawingml/2006/wordprocessingDrawing" xmlns:w10="urn:schemas-microsoft-com:office:word" xmlns:w="http://schemas.openxmlformats.org/wordprocessingml/2006/main" xmlns:w14="http://schemas.microsoft.com/office/word/2010/wordml" xmlns:w15="http://schemas.microsoft.com/office/word/2012/wordml" xmlns:w16cex="http://schemas.microsoft.com/office/word/2018/wordml/cex" xmlns:w16cid="http://schemas.microsoft.com/office/word/2016/wordml/cid" xmlns:w16="http://schemas.microsoft.com/office/word/2018/wordml" xmlns:w16du="http://schemas.microsoft.com/office/word/2023/wordml/word16du" xmlns:w16sdtdh="http://schemas.microsoft.com/office/word/2020/wordml/sdtdatahash" xmlns:w16sdtfl="http://schemas.microsoft.com/office/word/2024/wordml/sdtformatlock" xmlns:w16se="http://schemas.microsoft.com/office/word/2015/wordml/symex" xmlns:wpg="http://schemas.microsoft.com/office/word/2010/wordprocessingGroup" xmlns:wpi="http://schemas.microsoft.com/office/word/2010/wordprocessingInk" xmlns:wne="http://schemas.microsoft.com/office/word/2006/wordml" xmlns:wps="http://schemas.microsoft.com/office/word/2010/wordprocessingShape" mc:Ignorable="w14 w15 w16se w16cid w16 w16cex w16sdtdh w16sdtfl w16du wp14">
   <w:abstractNum w:abstractNumId="0" w15:restartNumberingAfterBreak="0">
     <w:nsid w:val="0E2B355D"/>
     <w:multiLevelType w:val="multilevel"/>
@@ -4003,7 +4055,7 @@
 </file>
 
 <file path=word/styles.xml><?xml version="1.0" encoding="utf-8"?>
-<w:styles xmlns:mc="http://schemas.openxmlformats.org/markup-compatibility/2006" xmlns:r="http://schemas.openxmlformats.org/officeDocument/2006/relationships" xmlns:w="http://schemas.openxmlformats.org/wordprocessingml/2006/main" xmlns:w14="http://schemas.microsoft.com/office/word/2010/wordml" xmlns:w15="http://schemas.microsoft.com/office/word/2012/wordml" xmlns:w16cex="http://schemas.microsoft.com/office/word/2018/wordml/cex" xmlns:w16cid="http://schemas.microsoft.com/office/word/2016/wordml/cid" xmlns:w16="http://schemas.microsoft.com/office/word/2018/wordml" xmlns:w16du="http://schemas.microsoft.com/office/word/2023/wordml/word16du" xmlns:w16sdtdh="http://schemas.microsoft.com/office/word/2020/wordml/sdtdatahash" xmlns:w16se="http://schemas.microsoft.com/office/word/2015/wordml/symex" mc:Ignorable="w14 w15 w16se w16cid w16 w16cex w16sdtdh w16du">
+<w:styles xmlns:mc="http://schemas.openxmlformats.org/markup-compatibility/2006" xmlns:r="http://schemas.openxmlformats.org/officeDocument/2006/relationships" xmlns:w="http://schemas.openxmlformats.org/wordprocessingml/2006/main" xmlns:w14="http://schemas.microsoft.com/office/word/2010/wordml" xmlns:w15="http://schemas.microsoft.com/office/word/2012/wordml" xmlns:w16cex="http://schemas.microsoft.com/office/word/2018/wordml/cex" xmlns:w16cid="http://schemas.microsoft.com/office/word/2016/wordml/cid" xmlns:w16="http://schemas.microsoft.com/office/word/2018/wordml" xmlns:w16du="http://schemas.microsoft.com/office/word/2023/wordml/word16du" xmlns:w16sdtdh="http://schemas.microsoft.com/office/word/2020/wordml/sdtdatahash" xmlns:w16sdtfl="http://schemas.microsoft.com/office/word/2024/wordml/sdtformatlock" xmlns:w16se="http://schemas.microsoft.com/office/word/2015/wordml/symex" mc:Ignorable="w14 w15 w16se w16cid w16 w16cex w16sdtdh w16sdtfl w16du">
   <w:docDefaults>
     <w:rPrDefault>
       <w:rPr>

--- a/Flexicraft Utility User Manual.docx
+++ b/Flexicraft Utility User Manual.docx
@@ -173,7 +173,7 @@
           <w:sz w:val="36"/>
           <w:szCs w:val="36"/>
         </w:rPr>
-        <w:t>8/10/2024</w:t>
+        <w:t>4/21/2025</w:t>
       </w:r>
       <w:r>
         <w:rPr>
@@ -208,10 +208,10 @@
           <w:noProof/>
         </w:rPr>
         <w:drawing>
-          <wp:inline distT="0" distB="0" distL="0" distR="0" wp14:anchorId="0C367475" wp14:editId="38C60DF1">
-            <wp:extent cx="4813683" cy="3181350"/>
-            <wp:effectExtent l="0" t="0" r="6350" b="0"/>
-            <wp:docPr id="1393803206" name="Picture 1"/>
+          <wp:inline distT="0" distB="0" distL="0" distR="0" wp14:anchorId="0EB28B2A" wp14:editId="44D5A01D">
+            <wp:extent cx="4684143" cy="3076721"/>
+            <wp:effectExtent l="0" t="0" r="2540" b="0"/>
+            <wp:docPr id="1730296723" name="Picture 1"/>
             <wp:cNvGraphicFramePr>
               <a:graphicFrameLocks xmlns:a="http://schemas.openxmlformats.org/drawingml/2006/main" noChangeAspect="1"/>
             </wp:cNvGraphicFramePr>
@@ -219,7 +219,7 @@
               <a:graphicData uri="http://schemas.openxmlformats.org/drawingml/2006/picture">
                 <pic:pic xmlns:pic="http://schemas.openxmlformats.org/drawingml/2006/picture">
                   <pic:nvPicPr>
-                    <pic:cNvPr id="1393803206" name=""/>
+                    <pic:cNvPr id="1730296723" name=""/>
                     <pic:cNvPicPr/>
                   </pic:nvPicPr>
                   <pic:blipFill>
@@ -231,7 +231,7 @@
                   <pic:spPr>
                     <a:xfrm>
                       <a:off x="0" y="0"/>
-                      <a:ext cx="4831715" cy="3193268"/>
+                      <a:ext cx="4697084" cy="3085221"/>
                     </a:xfrm>
                     <a:prstGeom prst="rect">
                       <a:avLst/>
@@ -294,7 +294,7 @@
           <w:iCs w:val="0"/>
           <w:color w:val="auto"/>
         </w:rPr>
-        <w:t>The KD0RC Flexicraft Utility provides a means for automatically setting Flex drive power to an Elecraft amplifier based on amp status (operate/standby)</w:t>
+        <w:t xml:space="preserve">The KD0RC Flexicraft Utility provides a means for automatically setting Flex drive power to an Elecraft amplifier based on </w:t>
       </w:r>
       <w:r>
         <w:rPr>
@@ -304,7 +304,7 @@
           <w:iCs w:val="0"/>
           <w:color w:val="auto"/>
         </w:rPr>
-        <w:t>.</w:t>
+        <w:t xml:space="preserve">band, mode and </w:t>
       </w:r>
       <w:r>
         <w:rPr>
@@ -314,7 +314,27 @@
           <w:iCs w:val="0"/>
           <w:color w:val="auto"/>
         </w:rPr>
-        <w:t xml:space="preserve">  Because each band and mode can have different drive requirements, the utility is set up to take in ten states for each band.  The states are defined by the mode and whether the amp is in operate or standby mode.</w:t>
+        <w:t>amp status (operate/standby)</w:t>
+      </w:r>
+      <w:r>
+        <w:rPr>
+          <w:rStyle w:val="SubtleEmphasis"/>
+          <w:rFonts w:cstheme="minorHAnsi"/>
+          <w:i w:val="0"/>
+          <w:iCs w:val="0"/>
+          <w:color w:val="auto"/>
+        </w:rPr>
+        <w:t>.</w:t>
+      </w:r>
+      <w:r>
+        <w:rPr>
+          <w:rStyle w:val="SubtleEmphasis"/>
+          <w:rFonts w:cstheme="minorHAnsi"/>
+          <w:i w:val="0"/>
+          <w:iCs w:val="0"/>
+          <w:color w:val="auto"/>
+        </w:rPr>
+        <w:t xml:space="preserve">  Because each band and mode can have different drive requirements, the utility is set up to take in ten states for each band.  The states are defined by the mode and whether the amp is in operate or standby.</w:t>
       </w:r>
     </w:p>
     <w:p>
@@ -463,15 +483,10 @@
         <w:spacing w:after="240"/>
       </w:pPr>
       <w:r>
-        <w:t xml:space="preserve">Unzip (extract all) the files to whatever location you like.  Note that every time you do an update, you need to run setup.exe from the same location or it </w:t>
-      </w:r>
-      <w:proofErr w:type="gramStart"/>
-      <w:r>
-        <w:t>won’t</w:t>
-      </w:r>
-      <w:proofErr w:type="gramEnd"/>
-      <w:r>
-        <w:t xml:space="preserve"> install.</w:t>
+        <w:t xml:space="preserve">Unzip (extract all) the files to whatever location you like.  Note that every time you do an update, you need to </w:t>
+      </w:r>
+      <w:r>
+        <w:t>uninstall the previous version</w:t>
       </w:r>
       <w:r>
         <w:t xml:space="preserve"> (See </w:t>
@@ -561,13 +576,8 @@
         <w:t xml:space="preserve"> text</w:t>
       </w:r>
       <w:r>
-        <w:t>-based .</w:t>
-      </w:r>
-      <w:proofErr w:type="spellStart"/>
-      <w:r>
-        <w:t>ini</w:t>
-      </w:r>
-      <w:proofErr w:type="spellEnd"/>
+        <w:t>-based .ini</w:t>
+      </w:r>
       <w:r>
         <w:t xml:space="preserve"> file</w:t>
       </w:r>
@@ -609,23 +619,7 @@
         <w:ind w:left="432"/>
       </w:pPr>
       <w:r>
-        <w:t xml:space="preserve">The KAT 500 tuner should be on and the serial port should be plugged into the computer where you run the utility.  It needs to be on the same LAN segment as your Flex radio.  If you </w:t>
-      </w:r>
-      <w:proofErr w:type="gramStart"/>
-      <w:r>
-        <w:t>don’t</w:t>
-      </w:r>
-      <w:proofErr w:type="gramEnd"/>
-      <w:r>
-        <w:t xml:space="preserve"> have the KAT 500 tuner, </w:t>
-      </w:r>
-      <w:proofErr w:type="gramStart"/>
-      <w:r>
-        <w:t>don’t</w:t>
-      </w:r>
-      <w:proofErr w:type="gramEnd"/>
-      <w:r>
-        <w:t xml:space="preserve"> try to do a Tuner connect, the amp control will work without it.</w:t>
+        <w:t>The KAT 500 tuner should be on and the serial port should be plugged into the computer where you run the utility.  It needs to be on the same LAN segment as your Flex radio.  If you don’t have the KAT 500 tuner, don’t try to do a Tuner connect, the amp control will work without it.</w:t>
       </w:r>
     </w:p>
     <w:p>
@@ -699,15 +693,7 @@
       </w:pPr>
       <w:r>
         <w:lastRenderedPageBreak/>
-        <w:t>Going forward you should not need to manually do the connect unless something on your system changes or you delete your .</w:t>
-      </w:r>
-      <w:proofErr w:type="spellStart"/>
-      <w:r>
-        <w:t>ini</w:t>
-      </w:r>
-      <w:proofErr w:type="spellEnd"/>
-      <w:r>
-        <w:t xml:space="preserve"> files.</w:t>
+        <w:t>Going forward you should not need to manually do the connect unless something on your system changes or you delete your .ini files.</w:t>
       </w:r>
     </w:p>
     <w:p>
@@ -723,25 +709,32 @@
           <w:b/>
           <w:bCs/>
         </w:rPr>
-        <w:t>C:\KD0RC\</w:t>
-      </w:r>
-      <w:proofErr w:type="spellStart"/>
+        <w:t>C:\KD0RC\FlexicraftUtility</w:t>
+      </w:r>
+      <w:r>
+        <w:t xml:space="preserve">” if it does not already exist.  It will create </w:t>
+      </w:r>
+      <w:r>
+        <w:t>five</w:t>
+      </w:r>
+      <w:r>
+        <w:t xml:space="preserve"> files if they do not exist:</w:t>
+      </w:r>
+    </w:p>
+    <w:p>
+      <w:pPr>
+        <w:spacing w:after="240"/>
+        <w:ind w:left="432"/>
+      </w:pPr>
       <w:r>
         <w:rPr>
           <w:b/>
           <w:bCs/>
         </w:rPr>
-        <w:t>FlexicraftUtility</w:t>
-      </w:r>
-      <w:proofErr w:type="spellEnd"/>
-      <w:r>
-        <w:t xml:space="preserve">” if it does not already exist.  It will create </w:t>
-      </w:r>
-      <w:r>
-        <w:t>five</w:t>
-      </w:r>
-      <w:r>
-        <w:t xml:space="preserve"> files if they do not exist:</w:t>
+        <w:t>Flexicraft_Ant.ini</w:t>
+      </w:r>
+      <w:r>
+        <w:t xml:space="preserve"> – Tracks which Flex antenna port has the amp connected.</w:t>
       </w:r>
     </w:p>
     <w:p>
@@ -754,10 +747,10 @@
           <w:b/>
           <w:bCs/>
         </w:rPr>
-        <w:t>Flexicraft_Ant.ini</w:t>
-      </w:r>
-      <w:r>
-        <w:t xml:space="preserve"> – Tracks which Flex antenna port has the amp connected.</w:t>
+        <w:t>Flexicraft_AmpPort.ini</w:t>
+      </w:r>
+      <w:r>
+        <w:t xml:space="preserve"> – Tracks the comport and speed of the amplifier. </w:t>
       </w:r>
     </w:p>
     <w:p>
@@ -770,10 +763,10 @@
           <w:b/>
           <w:bCs/>
         </w:rPr>
-        <w:t>Flexicraft_AmpPort.ini</w:t>
-      </w:r>
-      <w:r>
-        <w:t xml:space="preserve"> – Tracks the comport and speed of the amplifier. </w:t>
+        <w:t>Flexicraft_Power.ini</w:t>
+      </w:r>
+      <w:r>
+        <w:t xml:space="preserve"> – Grid of power settings by band, amp status (Operate, Standby) and mode.</w:t>
       </w:r>
     </w:p>
     <w:p>
@@ -781,69 +774,47 @@
         <w:spacing w:after="240"/>
         <w:ind w:left="432"/>
       </w:pPr>
+      <w:bookmarkStart w:id="0" w:name="_Hlk196124113"/>
       <w:r>
         <w:rPr>
           <w:b/>
           <w:bCs/>
         </w:rPr>
-        <w:t>Flexicraft_Power.ini</w:t>
-      </w:r>
-      <w:r>
-        <w:t xml:space="preserve"> – Grid of power settings by band, amp status (Operate, Standby) and mode.</w:t>
-      </w:r>
+        <w:t>Flexicraft_TunerPort.ini</w:t>
+      </w:r>
+      <w:r>
+        <w:t xml:space="preserve"> – Tracks the comport and speed of the tuner.</w:t>
+      </w:r>
+      <w:bookmarkEnd w:id="0"/>
     </w:p>
     <w:p>
       <w:pPr>
         <w:spacing w:after="240"/>
         <w:ind w:left="432"/>
       </w:pPr>
-      <w:bookmarkStart w:id="0" w:name="_Hlk196124113"/>
       <w:r>
         <w:rPr>
           <w:b/>
           <w:bCs/>
         </w:rPr>
-        <w:t>Flexicraft_TunerPort.ini</w:t>
-      </w:r>
-      <w:r>
-        <w:t xml:space="preserve"> – Tracks the comport and speed of the tuner.</w:t>
-      </w:r>
-      <w:bookmarkEnd w:id="0"/>
-    </w:p>
-    <w:p>
-      <w:pPr>
-        <w:spacing w:after="240"/>
-        <w:ind w:left="432"/>
-      </w:pPr>
+        <w:t>Flexicraft_T</w:t>
+      </w:r>
       <w:r>
         <w:rPr>
           <w:b/>
           <w:bCs/>
         </w:rPr>
-        <w:t>Flexicraft_T</w:t>
+        <w:t>XDisable.</w:t>
       </w:r>
       <w:r>
         <w:rPr>
           <w:b/>
           <w:bCs/>
         </w:rPr>
-        <w:t>XDisable.</w:t>
-      </w:r>
-      <w:r>
-        <w:rPr>
-          <w:b/>
-          <w:bCs/>
-        </w:rPr>
         <w:t>ini</w:t>
       </w:r>
       <w:r>
-        <w:t xml:space="preserve"> – </w:t>
-      </w:r>
-      <w:r>
-        <w:t>Tracks the TX1-TX3 Disable on Tune settings</w:t>
-      </w:r>
-      <w:r>
-        <w:t>.</w:t>
+        <w:t xml:space="preserve"> – Tracks the TX1-TX3 Disable on Tune settings.</w:t>
       </w:r>
     </w:p>
     <w:p>
@@ -992,10 +963,10 @@
           <w:noProof/>
         </w:rPr>
         <w:drawing>
-          <wp:inline distT="0" distB="0" distL="0" distR="0" wp14:anchorId="0FE67C32" wp14:editId="6C69DF63">
-            <wp:extent cx="5010150" cy="3311195"/>
-            <wp:effectExtent l="0" t="0" r="0" b="3810"/>
-            <wp:docPr id="2097460540" name="Picture 1"/>
+          <wp:inline distT="0" distB="0" distL="0" distR="0" wp14:anchorId="2B494131" wp14:editId="0841E4DD">
+            <wp:extent cx="5943600" cy="3903980"/>
+            <wp:effectExtent l="0" t="0" r="0" b="1270"/>
+            <wp:docPr id="922113295" name="Picture 1"/>
             <wp:cNvGraphicFramePr>
               <a:graphicFrameLocks xmlns:a="http://schemas.openxmlformats.org/drawingml/2006/main" noChangeAspect="1"/>
             </wp:cNvGraphicFramePr>
@@ -1003,7 +974,7 @@
               <a:graphicData uri="http://schemas.openxmlformats.org/drawingml/2006/picture">
                 <pic:pic xmlns:pic="http://schemas.openxmlformats.org/drawingml/2006/picture">
                   <pic:nvPicPr>
-                    <pic:cNvPr id="2097460540" name=""/>
+                    <pic:cNvPr id="922113295" name=""/>
                     <pic:cNvPicPr/>
                   </pic:nvPicPr>
                   <pic:blipFill>
@@ -1015,7 +986,7 @@
                   <pic:spPr>
                     <a:xfrm>
                       <a:off x="0" y="0"/>
-                      <a:ext cx="5051929" cy="3338807"/>
+                      <a:ext cx="5943600" cy="3903980"/>
                     </a:xfrm>
                     <a:prstGeom prst="rect">
                       <a:avLst/>
@@ -1111,70 +1082,94 @@
         <w:ind w:left="432"/>
       </w:pPr>
       <w:r>
-        <w:t xml:space="preserve">The Set button will update the table in the Power tab for the band, </w:t>
-      </w:r>
-      <w:proofErr w:type="gramStart"/>
-      <w:r>
-        <w:t>mode</w:t>
-      </w:r>
-      <w:proofErr w:type="gramEnd"/>
-      <w:r>
-        <w:t xml:space="preserve"> and amp status (Operate, Standby).  As you are operating if you notice that the amp needs a little more or less power to get the desired output, make the adjustment using the SmartSDR or Maestro RF Power slider.  When you have it the way you want it, click the Set button and the value will be saved.</w:t>
-      </w:r>
-    </w:p>
-    <w:p>
-      <w:pPr>
-        <w:spacing w:after="0"/>
-        <w:ind w:left="432"/>
-      </w:pPr>
-    </w:p>
-    <w:p>
-      <w:pPr>
-        <w:spacing w:after="0"/>
-        <w:ind w:left="432"/>
-      </w:pPr>
-      <w:r>
-        <w:t>If you are in a MultiFlex environment (two stations connected to the radio simultaneously)</w:t>
-      </w:r>
-      <w:r>
-        <w:t>, both stations will show in the Stations Connected box.  Check the one that you are running so that you get the results that you expect.  If there is only one station connected, it will automatically be selected.</w:t>
-      </w:r>
-    </w:p>
-    <w:p>
-      <w:pPr>
-        <w:spacing w:after="0"/>
-        <w:ind w:left="432"/>
-      </w:pPr>
-    </w:p>
-    <w:p>
-      <w:pPr>
-        <w:spacing w:after="0"/>
-        <w:ind w:left="432"/>
-      </w:pPr>
-      <w:r>
-        <w:t>The voltage and temperature reported by the radio are shown and updated in near real-time.  You can toggle between Fahrenheit and Celsius by clicking on the temperature.</w:t>
-      </w:r>
-    </w:p>
-    <w:p>
-      <w:pPr>
-        <w:spacing w:after="0"/>
-        <w:ind w:left="432"/>
-      </w:pPr>
-    </w:p>
-    <w:p>
-      <w:pPr>
-        <w:spacing w:after="0"/>
-        <w:ind w:left="432"/>
+        <w:t xml:space="preserve">The Set button will update the table in the Power tab for the band, mode and amp status (Operate, Standby).  As you are operating if you notice that the amp needs a little more or less power to get </w:t>
+      </w:r>
+      <w:r>
+        <w:lastRenderedPageBreak/>
+        <w:t>the desired output, make the adjustment using the SmartSDR or Maestro RF Power slider.  When you have it the way you want it, click the Set button and the value will be saved.</w:t>
+      </w:r>
+    </w:p>
+    <w:p>
+      <w:pPr>
+        <w:spacing w:after="0"/>
+        <w:ind w:left="432"/>
+      </w:pPr>
+    </w:p>
+    <w:p>
+      <w:pPr>
+        <w:spacing w:after="0"/>
+        <w:ind w:left="432"/>
+      </w:pPr>
+      <w:r>
+        <w:t xml:space="preserve">If you have only one Flex radio on your network, you can leave the connect box set to ANY.  If you have multiple radios, you will need to type in the serial number that you want the utility to connect to.  If you want the radio that is currently connected to be the one that it always connects to, </w:t>
+      </w:r>
+      <w:r>
+        <w:t xml:space="preserve">right-click the serial number and it will be copied to the connect box.  Click the </w:t>
+      </w:r>
+      <w:r>
         <w:rPr>
           <w:b/>
           <w:bCs/>
         </w:rPr>
-      </w:pPr>
-      <w:r>
+        <w:t>Connect</w:t>
+      </w:r>
+      <w:r>
+        <w:t xml:space="preserve"> button to save the value.</w:t>
+      </w:r>
+    </w:p>
+    <w:p>
+      <w:pPr>
+        <w:spacing w:after="0"/>
+        <w:ind w:left="432"/>
+      </w:pPr>
+    </w:p>
+    <w:p>
+      <w:pPr>
+        <w:spacing w:after="0"/>
+        <w:ind w:left="432"/>
+      </w:pPr>
+      <w:r>
+        <w:t>If you are in a MultiFlex environment (two stations connected to the radio simultaneously)</w:t>
+      </w:r>
+      <w:r>
+        <w:t>, both stations will show in the Stations Connected box.  Check the one that you are running so that you get the results that you expect.  If there is only one station connected, it will automatically be selected.</w:t>
+      </w:r>
+    </w:p>
+    <w:p>
+      <w:pPr>
+        <w:spacing w:after="0"/>
+        <w:ind w:left="432"/>
+      </w:pPr>
+    </w:p>
+    <w:p>
+      <w:pPr>
+        <w:spacing w:after="0"/>
+        <w:ind w:left="432"/>
+      </w:pPr>
+      <w:r>
+        <w:t>The voltage and temperature reported by the radio are shown and updated in near real-time.  You can toggle between Fahrenheit and Celsius by clicking on the temperature.</w:t>
+      </w:r>
+    </w:p>
+    <w:p>
+      <w:pPr>
+        <w:spacing w:after="0"/>
+        <w:ind w:left="432"/>
+      </w:pPr>
+    </w:p>
+    <w:p>
+      <w:pPr>
+        <w:spacing w:after="0"/>
+        <w:ind w:left="432"/>
         <w:rPr>
           <w:b/>
           <w:bCs/>
         </w:rPr>
+      </w:pPr>
+      <w:r>
+        <w:rPr>
+          <w:b/>
+          <w:bCs/>
+        </w:rPr>
         <w:t>Amp</w:t>
       </w:r>
     </w:p>
@@ -1241,15 +1236,7 @@
         <w:ind w:left="432"/>
       </w:pPr>
       <w:r>
-        <w:t xml:space="preserve">The Power tab contains the RF Power settings for each band, </w:t>
-      </w:r>
-      <w:proofErr w:type="gramStart"/>
-      <w:r>
-        <w:t>mode</w:t>
-      </w:r>
-      <w:proofErr w:type="gramEnd"/>
-      <w:r>
-        <w:t xml:space="preserve"> and amp status (Operate, Standby).</w:t>
+        <w:t>The Power tab contains the RF Power settings for each band, mode and amp status (Operate, Standby).</w:t>
       </w:r>
     </w:p>
     <w:p>
@@ -1267,6 +1254,7 @@
         <w:rPr>
           <w:noProof/>
         </w:rPr>
+        <w:lastRenderedPageBreak/>
         <w:drawing>
           <wp:inline distT="0" distB="0" distL="0" distR="0" wp14:anchorId="70D747E7" wp14:editId="31CAFC75">
             <wp:extent cx="5943600" cy="3913505"/>
@@ -1316,7 +1304,6 @@
         <w:ind w:left="432"/>
       </w:pPr>
       <w:r>
-        <w:lastRenderedPageBreak/>
         <w:t xml:space="preserve">According to the example Power tab (above), if you are on 160 meters and in LSB, your Flex will be set to 27 W if the amp is in in Operate and 100 W if the amp is in Standby.  If you are in CW, then it would use 24 W in </w:t>
       </w:r>
       <w:r>
@@ -1415,22 +1402,8 @@
         <w:ind w:left="432"/>
       </w:pPr>
       <w:r>
-        <w:t xml:space="preserve">The open box at the bottom of the Amp panel is for messages if the app </w:t>
-      </w:r>
-      <w:proofErr w:type="gramStart"/>
-      <w:r>
-        <w:t>can’t</w:t>
-      </w:r>
-      <w:proofErr w:type="gramEnd"/>
-      <w:r>
-        <w:t xml:space="preserve"> connect to the amp or tuner.</w:t>
-      </w:r>
-    </w:p>
-    <w:p>
-      <w:pPr>
-        <w:spacing w:after="0"/>
-        <w:ind w:left="432"/>
-      </w:pPr>
+        <w:t>The open box at the bottom of the Amp panel is for messages if the app can’t connect to the amp or tuner.</w:t>
+      </w:r>
     </w:p>
     <w:p>
       <w:pPr>
@@ -1446,6 +1419,7 @@
           <w:b/>
           <w:bCs/>
         </w:rPr>
+        <w:lastRenderedPageBreak/>
         <w:t>Tuner</w:t>
       </w:r>
     </w:p>
@@ -1527,7 +1501,6 @@
           <w:sz w:val="36"/>
           <w:szCs w:val="36"/>
         </w:rPr>
-        <w:lastRenderedPageBreak/>
         <w:t>Power</w:t>
       </w:r>
     </w:p>
@@ -1552,15 +1525,7 @@
         <w:ind w:left="432"/>
       </w:pPr>
       <w:r>
-        <w:t xml:space="preserve">If you manually change any values, be sure to go to File, </w:t>
-      </w:r>
-      <w:proofErr w:type="gramStart"/>
-      <w:r>
-        <w:t>Save</w:t>
-      </w:r>
-      <w:proofErr w:type="gramEnd"/>
-      <w:r>
-        <w:t xml:space="preserve"> to save them in the </w:t>
+        <w:t xml:space="preserve">If you manually change any values, be sure to go to File, Save to save them in the </w:t>
       </w:r>
       <w:r>
         <w:t>Flexicraft_Power.ini</w:t>
@@ -1568,6 +1533,12 @@
       <w:r>
         <w:t xml:space="preserve"> file.  This is a text file, but do not edit it using a text editor – always use the Power tab to manually edit the file.</w:t>
       </w:r>
+    </w:p>
+    <w:p>
+      <w:pPr>
+        <w:spacing w:after="0"/>
+        <w:ind w:left="432"/>
+      </w:pPr>
     </w:p>
     <w:p>
       <w:pPr>
@@ -1604,12 +1575,6 @@
         <w:spacing w:after="0"/>
         <w:ind w:left="432"/>
       </w:pPr>
-    </w:p>
-    <w:p>
-      <w:pPr>
-        <w:spacing w:after="0"/>
-        <w:ind w:left="432"/>
-      </w:pPr>
       <w:r>
         <w:rPr>
           <w:b/>
@@ -1631,60 +1596,6 @@
       <w:r>
         <w:t>.</w:t>
       </w:r>
-    </w:p>
-    <w:p>
-      <w:pPr>
-        <w:spacing w:after="0"/>
-        <w:ind w:left="432"/>
-      </w:pPr>
-    </w:p>
-    <w:p>
-      <w:pPr>
-        <w:spacing w:after="0"/>
-        <w:ind w:left="432"/>
-      </w:pPr>
-    </w:p>
-    <w:p>
-      <w:pPr>
-        <w:spacing w:after="0"/>
-        <w:ind w:left="432"/>
-      </w:pPr>
-    </w:p>
-    <w:p>
-      <w:pPr>
-        <w:spacing w:after="0"/>
-        <w:ind w:left="432"/>
-      </w:pPr>
-    </w:p>
-    <w:p>
-      <w:pPr>
-        <w:spacing w:after="0"/>
-        <w:ind w:left="432"/>
-      </w:pPr>
-    </w:p>
-    <w:p>
-      <w:pPr>
-        <w:spacing w:after="0"/>
-        <w:ind w:left="432"/>
-      </w:pPr>
-    </w:p>
-    <w:p>
-      <w:pPr>
-        <w:spacing w:after="0"/>
-        <w:ind w:left="432"/>
-      </w:pPr>
-    </w:p>
-    <w:p>
-      <w:pPr>
-        <w:spacing w:after="0"/>
-        <w:ind w:left="432"/>
-      </w:pPr>
-    </w:p>
-    <w:p>
-      <w:pPr>
-        <w:spacing w:after="0"/>
-        <w:ind w:left="432"/>
-      </w:pPr>
     </w:p>
     <w:p>
       <w:pPr>
@@ -1764,101 +1675,84 @@
           <w:sz w:val="24"/>
           <w:szCs w:val="24"/>
         </w:rPr>
-        <w:t>Most install issues stem from not running setup.exe from the same location.  If you get a message saying that “</w:t>
-      </w:r>
-      <w:r>
-        <w:rPr>
-          <w:b/>
-          <w:bCs/>
+        <w:t xml:space="preserve">Most install issues stem from not </w:t>
+      </w:r>
+      <w:r>
+        <w:rPr>
           <w:sz w:val="24"/>
           <w:szCs w:val="24"/>
         </w:rPr>
-        <w:t>You cannot start application Flexicraft Utility from this location because it is already installed from a different location.</w:t>
-      </w:r>
-      <w:proofErr w:type="gramStart"/>
+        <w:t>uninstalling the previous version</w:t>
+      </w:r>
       <w:r>
         <w:rPr>
           <w:sz w:val="24"/>
           <w:szCs w:val="24"/>
         </w:rPr>
-        <w:t>”,</w:t>
-      </w:r>
-      <w:proofErr w:type="gramEnd"/>
+        <w:t>.  If you get a</w:t>
+      </w:r>
       <w:r>
         <w:rPr>
           <w:sz w:val="24"/>
           <w:szCs w:val="24"/>
         </w:rPr>
-        <w:t xml:space="preserve"> you have two choices:</w:t>
-      </w:r>
-    </w:p>
-    <w:p>
-      <w:pPr>
-        <w:pStyle w:val="ListParagraph"/>
-        <w:keepNext/>
-        <w:numPr>
-          <w:ilvl w:val="0"/>
-          <w:numId w:val="19"/>
-        </w:numPr>
+        <w:t>n</w:t>
+      </w:r>
+      <w:r>
         <w:rPr>
           <w:sz w:val="24"/>
           <w:szCs w:val="24"/>
         </w:rPr>
-      </w:pPr>
+        <w:t xml:space="preserve"> </w:t>
+      </w:r>
       <w:r>
         <w:rPr>
           <w:sz w:val="24"/>
           <w:szCs w:val="24"/>
         </w:rPr>
-        <w:t>Extract the setup.zip file to the same location that you used last time</w:t>
+        <w:t xml:space="preserve">install error </w:t>
       </w:r>
       <w:r>
         <w:rPr>
           <w:sz w:val="24"/>
           <w:szCs w:val="24"/>
         </w:rPr>
-        <w:t xml:space="preserve"> and try again</w:t>
+        <w:t>message</w:t>
       </w:r>
       <w:r>
         <w:rPr>
           <w:sz w:val="24"/>
           <w:szCs w:val="24"/>
         </w:rPr>
-        <w:t>.</w:t>
-      </w:r>
-    </w:p>
-    <w:p>
-      <w:pPr>
-        <w:pStyle w:val="ListParagraph"/>
-        <w:keepNext/>
-        <w:numPr>
-          <w:ilvl w:val="0"/>
-          <w:numId w:val="19"/>
-        </w:numPr>
+        <w:t xml:space="preserve">, </w:t>
+      </w:r>
+      <w:r>
         <w:rPr>
           <w:sz w:val="24"/>
           <w:szCs w:val="24"/>
         </w:rPr>
-      </w:pPr>
+        <w:t>go to settings, Apps and uninstall Flexicraft Utility.  Note that you</w:t>
+      </w:r>
       <w:r>
         <w:rPr>
           <w:sz w:val="24"/>
           <w:szCs w:val="24"/>
         </w:rPr>
-        <w:t>In Windows, go to settings, Apps and uninstall Flexicraft Utility.  Note that you do not have to delete any folders, just uninstall the app.</w:t>
-      </w:r>
-    </w:p>
-    <w:p>
-      <w:pPr>
-        <w:spacing w:after="0"/>
-        <w:ind w:left="360"/>
-      </w:pPr>
+        <w:t xml:space="preserve"> should</w:t>
+      </w:r>
+      <w:r>
+        <w:rPr>
+          <w:sz w:val="24"/>
+          <w:szCs w:val="24"/>
+        </w:rPr>
+        <w:t xml:space="preserve"> not delete any folders, just uninstall the app.</w:t>
+      </w:r>
     </w:p>
     <w:sectPr>
       <w:headerReference w:type="default" r:id="rId12"/>
       <w:footerReference w:type="default" r:id="rId13"/>
       <w:pgSz w:w="12240" w:h="15840"/>
-      <w:pgMar w:top="1440" w:right="1440" w:bottom="1440" w:left="1440" w:header="720" w:footer="720" w:gutter="0"/>
+      <w:pgMar w:top="1440" w:right="1440" w:bottom="1170" w:left="1440" w:header="720" w:footer="720" w:gutter="0"/>
       <w:cols w:space="720"/>
       <w:titlePg/>
       <w:docGrid w:linePitch="360"/>
@@ -2065,7 +1959,7 @@
       <w:rPr>
         <w:noProof/>
       </w:rPr>
-      <w:t>8/10/2024</w:t>
+      <w:t>4/21/2025</w:t>
     </w:r>
     <w:r>
       <w:fldChar w:fldCharType="end"/>
